--- a/validation/latest_report.docx
+++ b/validation/latest_report.docx
@@ -15,7 +15,7 @@
         <w:rPr>
           <w:i/>
         </w:rPr>
-        <w:t>Generated 2026-07-08T02:42:56.520585+00:00 UTC · based on the pipeline run at 2026-07-08T02:42:54.366604+00:00 UTC</w:t>
+        <w:t>Generated 2026-07-08T16:26:26.599075+00:00 UTC · based on the pipeline run at 2026-07-08T16:26:24.357448+00:00 UTC</w:t>
       </w:r>
     </w:p>
     <w:p>

--- a/validation/latest_report.docx
+++ b/validation/latest_report.docx
@@ -15,7 +15,7 @@
         <w:rPr>
           <w:i/>
         </w:rPr>
-        <w:t>Generated 2026-07-08T16:26:26.599075+00:00 UTC · based on the pipeline run at 2026-07-08T16:26:24.357448+00:00 UTC</w:t>
+        <w:t>Generated 2026-07-08T16:59:01.885949+00:00 UTC · based on the pipeline run at 2026-07-08T16:58:59.729464+00:00 UTC</w:t>
       </w:r>
     </w:p>
     <w:p>
@@ -24,7 +24,7 @@
           <w:b/>
           <w:color w:val="1A7F37"/>
         </w:rPr>
-        <w:t>Safe to approve — all 37 accuracy and completeness checks passed.</w:t>
+        <w:t>Safe to approve — all 47 accuracy and completeness checks passed.</w:t>
       </w:r>
     </w:p>
     <w:p>
@@ -1168,7 +1168,7 @@
           </w:tcPr>
           <w:p>
             <w:r>
-              <w:t>referential_integrity[fact_lease.community_id]</w:t>
+              <w:t>referential_integrity[fact_lease.community_key]</w:t>
             </w:r>
           </w:p>
         </w:tc>
@@ -1220,7 +1220,7 @@
           </w:tcPr>
           <w:p>
             <w:r>
-              <w:t>referential_integrity[fact_labor.community_id]</w:t>
+              <w:t>referential_integrity[fact_labor.community_key]</w:t>
             </w:r>
           </w:p>
         </w:tc>
@@ -1272,7 +1272,7 @@
           </w:tcPr>
           <w:p>
             <w:r>
-              <w:t>referential_integrity[fact_incident.community_id]</w:t>
+              <w:t>referential_integrity[fact_incident.community_key]</w:t>
             </w:r>
           </w:p>
         </w:tc>
@@ -1324,7 +1324,7 @@
           </w:tcPr>
           <w:p>
             <w:r>
-              <w:t>referential_integrity[fact_review.community_id]</w:t>
+              <w:t>referential_integrity[fact_review.community_key]</w:t>
             </w:r>
           </w:p>
         </w:tc>
@@ -1376,7 +1376,7 @@
           </w:tcPr>
           <w:p>
             <w:r>
-              <w:t>referential_integrity[fact_lead.community_id]</w:t>
+              <w:t>referential_integrity[fact_lead.community_key]</w:t>
             </w:r>
           </w:p>
         </w:tc>
@@ -1428,7 +1428,7 @@
           </w:tcPr>
           <w:p>
             <w:r>
-              <w:t>referential_integrity[fact_resident_day.community_id]</w:t>
+              <w:t>referential_integrity[fact_resident_day.community_key]</w:t>
             </w:r>
           </w:p>
         </w:tc>
@@ -1480,7 +1480,7 @@
           </w:tcPr>
           <w:p>
             <w:r>
-              <w:t>referential_integrity[fact_lease.resident_id]</w:t>
+              <w:t>referential_integrity[fact_lease.resident_key]</w:t>
             </w:r>
           </w:p>
         </w:tc>
@@ -1532,7 +1532,7 @@
           </w:tcPr>
           <w:p>
             <w:r>
-              <w:t>referential_integrity[fact_incident.resident_id]</w:t>
+              <w:t>referential_integrity[fact_incident.resident_key]</w:t>
             </w:r>
           </w:p>
         </w:tc>
@@ -1584,7 +1584,7 @@
           </w:tcPr>
           <w:p>
             <w:r>
-              <w:t>referential_integrity[fact_resident_day.resident_id]</w:t>
+              <w:t>referential_integrity[fact_resident_day.resident_key]</w:t>
             </w:r>
           </w:p>
         </w:tc>
@@ -1636,7 +1636,7 @@
           </w:tcPr>
           <w:p>
             <w:r>
-              <w:t>primary_key_uniqueness[dim_community.community_id]</w:t>
+              <w:t>referential_integrity[fact_acuity_snapshot.resident_key]</w:t>
             </w:r>
           </w:p>
         </w:tc>
@@ -1676,7 +1676,7 @@
           </w:tcPr>
           <w:p>
             <w:r>
-              <w:t>{"duplicate_count": 0}</w:t>
+              <w:t>{"orphan_rows": 0}</w:t>
             </w:r>
           </w:p>
         </w:tc>
@@ -1688,7 +1688,7 @@
           </w:tcPr>
           <w:p>
             <w:r>
-              <w:t>primary_key_uniqueness[dim_resident.resident_id]</w:t>
+              <w:t>referential_integrity[fact_lease.unit_key]</w:t>
             </w:r>
           </w:p>
         </w:tc>
@@ -1728,7 +1728,7 @@
           </w:tcPr>
           <w:p>
             <w:r>
-              <w:t>{"duplicate_count": 0}</w:t>
+              <w:t>{"orphan_rows": 0}</w:t>
             </w:r>
           </w:p>
         </w:tc>
@@ -1740,7 +1740,7 @@
           </w:tcPr>
           <w:p>
             <w:r>
-              <w:t>primary_key_uniqueness[dim_resident_care_level.resident_id+effective_date]</w:t>
+              <w:t>referential_integrity[fact_labor.employee_key]</w:t>
             </w:r>
           </w:p>
         </w:tc>
@@ -1780,7 +1780,7 @@
           </w:tcPr>
           <w:p>
             <w:r>
-              <w:t>{"duplicate_count": 0}</w:t>
+              <w:t>{"orphan_rows": 0}</w:t>
             </w:r>
           </w:p>
         </w:tc>
@@ -1792,7 +1792,7 @@
           </w:tcPr>
           <w:p>
             <w:r>
-              <w:t>primary_key_uniqueness[dim_unit.unit_id]</w:t>
+              <w:t>referential_integrity[fact_incident.reported_by_key]</w:t>
             </w:r>
           </w:p>
         </w:tc>
@@ -1832,7 +1832,7 @@
           </w:tcPr>
           <w:p>
             <w:r>
-              <w:t>{"duplicate_count": 0}</w:t>
+              <w:t>{"orphan_rows": 0}</w:t>
             </w:r>
           </w:p>
         </w:tc>
@@ -1844,7 +1844,7 @@
           </w:tcPr>
           <w:p>
             <w:r>
-              <w:t>primary_key_uniqueness[dim_employee.employee_id]</w:t>
+              <w:t>referential_integrity[fact_resident_day.care_level_key]</w:t>
             </w:r>
           </w:p>
         </w:tc>
@@ -1884,7 +1884,7 @@
           </w:tcPr>
           <w:p>
             <w:r>
-              <w:t>{"duplicate_count": 0}</w:t>
+              <w:t>{"orphan_rows": 0}</w:t>
             </w:r>
           </w:p>
         </w:tc>
@@ -1896,7 +1896,7 @@
           </w:tcPr>
           <w:p>
             <w:r>
-              <w:t>primary_key_uniqueness[fact_lease.lease_id]</w:t>
+              <w:t>primary_key_uniqueness[dim_community.community_key]</w:t>
             </w:r>
           </w:p>
         </w:tc>
@@ -1948,7 +1948,7 @@
           </w:tcPr>
           <w:p>
             <w:r>
-              <w:t>primary_key_uniqueness[fact_labor.shift_id]</w:t>
+              <w:t>primary_key_uniqueness[dim_resident.resident_key]</w:t>
             </w:r>
           </w:p>
         </w:tc>
@@ -2000,7 +2000,7 @@
           </w:tcPr>
           <w:p>
             <w:r>
-              <w:t>primary_key_uniqueness[fact_incident.incident_id]</w:t>
+              <w:t>primary_key_uniqueness[dim_resident_care_level.care_level_key]</w:t>
             </w:r>
           </w:p>
         </w:tc>
@@ -2052,7 +2052,7 @@
           </w:tcPr>
           <w:p>
             <w:r>
-              <w:t>primary_key_uniqueness[fact_review.review_id]</w:t>
+              <w:t>primary_key_uniqueness[dim_unit.unit_key]</w:t>
             </w:r>
           </w:p>
         </w:tc>
@@ -2104,7 +2104,527 @@
           </w:tcPr>
           <w:p>
             <w:r>
+              <w:t>primary_key_uniqueness[dim_employee.employee_key]</w:t>
+            </w:r>
+          </w:p>
+        </w:tc>
+        <w:tc>
+          <w:tcPr>
+            <w:tcW w:type="dxa" w:w="1728"/>
+          </w:tcPr>
+          <w:p>
+            <w:r>
+              <w:t>PASS</w:t>
+            </w:r>
+          </w:p>
+        </w:tc>
+        <w:tc>
+          <w:tcPr>
+            <w:tcW w:type="dxa" w:w="1728"/>
+          </w:tcPr>
+          <w:p>
+            <w:r>
+              <w:t>n/a</w:t>
+            </w:r>
+          </w:p>
+        </w:tc>
+        <w:tc>
+          <w:tcPr>
+            <w:tcW w:type="dxa" w:w="1728"/>
+          </w:tcPr>
+          <w:p>
+            <w:r>
+              <w:t>n/a</w:t>
+            </w:r>
+          </w:p>
+        </w:tc>
+        <w:tc>
+          <w:tcPr>
+            <w:tcW w:type="dxa" w:w="1728"/>
+          </w:tcPr>
+          <w:p>
+            <w:r>
+              <w:t>{"duplicate_count": 0}</w:t>
+            </w:r>
+          </w:p>
+        </w:tc>
+      </w:tr>
+      <w:tr>
+        <w:tc>
+          <w:tcPr>
+            <w:tcW w:type="dxa" w:w="1728"/>
+          </w:tcPr>
+          <w:p>
+            <w:r>
+              <w:t>primary_key_uniqueness[fact_lease.lease_id]</w:t>
+            </w:r>
+          </w:p>
+        </w:tc>
+        <w:tc>
+          <w:tcPr>
+            <w:tcW w:type="dxa" w:w="1728"/>
+          </w:tcPr>
+          <w:p>
+            <w:r>
+              <w:t>PASS</w:t>
+            </w:r>
+          </w:p>
+        </w:tc>
+        <w:tc>
+          <w:tcPr>
+            <w:tcW w:type="dxa" w:w="1728"/>
+          </w:tcPr>
+          <w:p>
+            <w:r>
+              <w:t>n/a</w:t>
+            </w:r>
+          </w:p>
+        </w:tc>
+        <w:tc>
+          <w:tcPr>
+            <w:tcW w:type="dxa" w:w="1728"/>
+          </w:tcPr>
+          <w:p>
+            <w:r>
+              <w:t>n/a</w:t>
+            </w:r>
+          </w:p>
+        </w:tc>
+        <w:tc>
+          <w:tcPr>
+            <w:tcW w:type="dxa" w:w="1728"/>
+          </w:tcPr>
+          <w:p>
+            <w:r>
+              <w:t>{"duplicate_count": 0}</w:t>
+            </w:r>
+          </w:p>
+        </w:tc>
+      </w:tr>
+      <w:tr>
+        <w:tc>
+          <w:tcPr>
+            <w:tcW w:type="dxa" w:w="1728"/>
+          </w:tcPr>
+          <w:p>
+            <w:r>
+              <w:t>primary_key_uniqueness[fact_labor.shift_id]</w:t>
+            </w:r>
+          </w:p>
+        </w:tc>
+        <w:tc>
+          <w:tcPr>
+            <w:tcW w:type="dxa" w:w="1728"/>
+          </w:tcPr>
+          <w:p>
+            <w:r>
+              <w:t>PASS</w:t>
+            </w:r>
+          </w:p>
+        </w:tc>
+        <w:tc>
+          <w:tcPr>
+            <w:tcW w:type="dxa" w:w="1728"/>
+          </w:tcPr>
+          <w:p>
+            <w:r>
+              <w:t>n/a</w:t>
+            </w:r>
+          </w:p>
+        </w:tc>
+        <w:tc>
+          <w:tcPr>
+            <w:tcW w:type="dxa" w:w="1728"/>
+          </w:tcPr>
+          <w:p>
+            <w:r>
+              <w:t>n/a</w:t>
+            </w:r>
+          </w:p>
+        </w:tc>
+        <w:tc>
+          <w:tcPr>
+            <w:tcW w:type="dxa" w:w="1728"/>
+          </w:tcPr>
+          <w:p>
+            <w:r>
+              <w:t>{"duplicate_count": 0}</w:t>
+            </w:r>
+          </w:p>
+        </w:tc>
+      </w:tr>
+      <w:tr>
+        <w:tc>
+          <w:tcPr>
+            <w:tcW w:type="dxa" w:w="1728"/>
+          </w:tcPr>
+          <w:p>
+            <w:r>
+              <w:t>primary_key_uniqueness[fact_incident.incident_id]</w:t>
+            </w:r>
+          </w:p>
+        </w:tc>
+        <w:tc>
+          <w:tcPr>
+            <w:tcW w:type="dxa" w:w="1728"/>
+          </w:tcPr>
+          <w:p>
+            <w:r>
+              <w:t>PASS</w:t>
+            </w:r>
+          </w:p>
+        </w:tc>
+        <w:tc>
+          <w:tcPr>
+            <w:tcW w:type="dxa" w:w="1728"/>
+          </w:tcPr>
+          <w:p>
+            <w:r>
+              <w:t>n/a</w:t>
+            </w:r>
+          </w:p>
+        </w:tc>
+        <w:tc>
+          <w:tcPr>
+            <w:tcW w:type="dxa" w:w="1728"/>
+          </w:tcPr>
+          <w:p>
+            <w:r>
+              <w:t>n/a</w:t>
+            </w:r>
+          </w:p>
+        </w:tc>
+        <w:tc>
+          <w:tcPr>
+            <w:tcW w:type="dxa" w:w="1728"/>
+          </w:tcPr>
+          <w:p>
+            <w:r>
+              <w:t>{"duplicate_count": 0}</w:t>
+            </w:r>
+          </w:p>
+        </w:tc>
+      </w:tr>
+      <w:tr>
+        <w:tc>
+          <w:tcPr>
+            <w:tcW w:type="dxa" w:w="1728"/>
+          </w:tcPr>
+          <w:p>
+            <w:r>
+              <w:t>primary_key_uniqueness[fact_review.review_id]</w:t>
+            </w:r>
+          </w:p>
+        </w:tc>
+        <w:tc>
+          <w:tcPr>
+            <w:tcW w:type="dxa" w:w="1728"/>
+          </w:tcPr>
+          <w:p>
+            <w:r>
+              <w:t>PASS</w:t>
+            </w:r>
+          </w:p>
+        </w:tc>
+        <w:tc>
+          <w:tcPr>
+            <w:tcW w:type="dxa" w:w="1728"/>
+          </w:tcPr>
+          <w:p>
+            <w:r>
+              <w:t>n/a</w:t>
+            </w:r>
+          </w:p>
+        </w:tc>
+        <w:tc>
+          <w:tcPr>
+            <w:tcW w:type="dxa" w:w="1728"/>
+          </w:tcPr>
+          <w:p>
+            <w:r>
+              <w:t>n/a</w:t>
+            </w:r>
+          </w:p>
+        </w:tc>
+        <w:tc>
+          <w:tcPr>
+            <w:tcW w:type="dxa" w:w="1728"/>
+          </w:tcPr>
+          <w:p>
+            <w:r>
+              <w:t>{"duplicate_count": 0}</w:t>
+            </w:r>
+          </w:p>
+        </w:tc>
+      </w:tr>
+      <w:tr>
+        <w:tc>
+          <w:tcPr>
+            <w:tcW w:type="dxa" w:w="1728"/>
+          </w:tcPr>
+          <w:p>
+            <w:r>
               <w:t>primary_key_uniqueness[fact_lead.lead_id]</w:t>
+            </w:r>
+          </w:p>
+        </w:tc>
+        <w:tc>
+          <w:tcPr>
+            <w:tcW w:type="dxa" w:w="1728"/>
+          </w:tcPr>
+          <w:p>
+            <w:r>
+              <w:t>PASS</w:t>
+            </w:r>
+          </w:p>
+        </w:tc>
+        <w:tc>
+          <w:tcPr>
+            <w:tcW w:type="dxa" w:w="1728"/>
+          </w:tcPr>
+          <w:p>
+            <w:r>
+              <w:t>n/a</w:t>
+            </w:r>
+          </w:p>
+        </w:tc>
+        <w:tc>
+          <w:tcPr>
+            <w:tcW w:type="dxa" w:w="1728"/>
+          </w:tcPr>
+          <w:p>
+            <w:r>
+              <w:t>n/a</w:t>
+            </w:r>
+          </w:p>
+        </w:tc>
+        <w:tc>
+          <w:tcPr>
+            <w:tcW w:type="dxa" w:w="1728"/>
+          </w:tcPr>
+          <w:p>
+            <w:r>
+              <w:t>{"duplicate_count": 0}</w:t>
+            </w:r>
+          </w:p>
+        </w:tc>
+      </w:tr>
+      <w:tr>
+        <w:tc>
+          <w:tcPr>
+            <w:tcW w:type="dxa" w:w="1728"/>
+          </w:tcPr>
+          <w:p>
+            <w:r>
+              <w:t>natural_key_uniqueness[dim_community.community_id]</w:t>
+            </w:r>
+          </w:p>
+        </w:tc>
+        <w:tc>
+          <w:tcPr>
+            <w:tcW w:type="dxa" w:w="1728"/>
+          </w:tcPr>
+          <w:p>
+            <w:r>
+              <w:t>PASS</w:t>
+            </w:r>
+          </w:p>
+        </w:tc>
+        <w:tc>
+          <w:tcPr>
+            <w:tcW w:type="dxa" w:w="1728"/>
+          </w:tcPr>
+          <w:p>
+            <w:r>
+              <w:t>n/a</w:t>
+            </w:r>
+          </w:p>
+        </w:tc>
+        <w:tc>
+          <w:tcPr>
+            <w:tcW w:type="dxa" w:w="1728"/>
+          </w:tcPr>
+          <w:p>
+            <w:r>
+              <w:t>n/a</w:t>
+            </w:r>
+          </w:p>
+        </w:tc>
+        <w:tc>
+          <w:tcPr>
+            <w:tcW w:type="dxa" w:w="1728"/>
+          </w:tcPr>
+          <w:p>
+            <w:r>
+              <w:t>{"duplicate_count": 0}</w:t>
+            </w:r>
+          </w:p>
+        </w:tc>
+      </w:tr>
+      <w:tr>
+        <w:tc>
+          <w:tcPr>
+            <w:tcW w:type="dxa" w:w="1728"/>
+          </w:tcPr>
+          <w:p>
+            <w:r>
+              <w:t>natural_key_uniqueness[dim_resident.resident_id]</w:t>
+            </w:r>
+          </w:p>
+        </w:tc>
+        <w:tc>
+          <w:tcPr>
+            <w:tcW w:type="dxa" w:w="1728"/>
+          </w:tcPr>
+          <w:p>
+            <w:r>
+              <w:t>PASS</w:t>
+            </w:r>
+          </w:p>
+        </w:tc>
+        <w:tc>
+          <w:tcPr>
+            <w:tcW w:type="dxa" w:w="1728"/>
+          </w:tcPr>
+          <w:p>
+            <w:r>
+              <w:t>n/a</w:t>
+            </w:r>
+          </w:p>
+        </w:tc>
+        <w:tc>
+          <w:tcPr>
+            <w:tcW w:type="dxa" w:w="1728"/>
+          </w:tcPr>
+          <w:p>
+            <w:r>
+              <w:t>n/a</w:t>
+            </w:r>
+          </w:p>
+        </w:tc>
+        <w:tc>
+          <w:tcPr>
+            <w:tcW w:type="dxa" w:w="1728"/>
+          </w:tcPr>
+          <w:p>
+            <w:r>
+              <w:t>{"duplicate_count": 0}</w:t>
+            </w:r>
+          </w:p>
+        </w:tc>
+      </w:tr>
+      <w:tr>
+        <w:tc>
+          <w:tcPr>
+            <w:tcW w:type="dxa" w:w="1728"/>
+          </w:tcPr>
+          <w:p>
+            <w:r>
+              <w:t>natural_key_uniqueness[dim_resident_care_level.resident_id+effective_date]</w:t>
+            </w:r>
+          </w:p>
+        </w:tc>
+        <w:tc>
+          <w:tcPr>
+            <w:tcW w:type="dxa" w:w="1728"/>
+          </w:tcPr>
+          <w:p>
+            <w:r>
+              <w:t>PASS</w:t>
+            </w:r>
+          </w:p>
+        </w:tc>
+        <w:tc>
+          <w:tcPr>
+            <w:tcW w:type="dxa" w:w="1728"/>
+          </w:tcPr>
+          <w:p>
+            <w:r>
+              <w:t>n/a</w:t>
+            </w:r>
+          </w:p>
+        </w:tc>
+        <w:tc>
+          <w:tcPr>
+            <w:tcW w:type="dxa" w:w="1728"/>
+          </w:tcPr>
+          <w:p>
+            <w:r>
+              <w:t>n/a</w:t>
+            </w:r>
+          </w:p>
+        </w:tc>
+        <w:tc>
+          <w:tcPr>
+            <w:tcW w:type="dxa" w:w="1728"/>
+          </w:tcPr>
+          <w:p>
+            <w:r>
+              <w:t>{"duplicate_count": 0}</w:t>
+            </w:r>
+          </w:p>
+        </w:tc>
+      </w:tr>
+      <w:tr>
+        <w:tc>
+          <w:tcPr>
+            <w:tcW w:type="dxa" w:w="1728"/>
+          </w:tcPr>
+          <w:p>
+            <w:r>
+              <w:t>natural_key_uniqueness[dim_unit.unit_id]</w:t>
+            </w:r>
+          </w:p>
+        </w:tc>
+        <w:tc>
+          <w:tcPr>
+            <w:tcW w:type="dxa" w:w="1728"/>
+          </w:tcPr>
+          <w:p>
+            <w:r>
+              <w:t>PASS</w:t>
+            </w:r>
+          </w:p>
+        </w:tc>
+        <w:tc>
+          <w:tcPr>
+            <w:tcW w:type="dxa" w:w="1728"/>
+          </w:tcPr>
+          <w:p>
+            <w:r>
+              <w:t>n/a</w:t>
+            </w:r>
+          </w:p>
+        </w:tc>
+        <w:tc>
+          <w:tcPr>
+            <w:tcW w:type="dxa" w:w="1728"/>
+          </w:tcPr>
+          <w:p>
+            <w:r>
+              <w:t>n/a</w:t>
+            </w:r>
+          </w:p>
+        </w:tc>
+        <w:tc>
+          <w:tcPr>
+            <w:tcW w:type="dxa" w:w="1728"/>
+          </w:tcPr>
+          <w:p>
+            <w:r>
+              <w:t>{"duplicate_count": 0}</w:t>
+            </w:r>
+          </w:p>
+        </w:tc>
+      </w:tr>
+      <w:tr>
+        <w:tc>
+          <w:tcPr>
+            <w:tcW w:type="dxa" w:w="1728"/>
+          </w:tcPr>
+          <w:p>
+            <w:r>
+              <w:t>natural_key_uniqueness[dim_employee.employee_id]</w:t>
             </w:r>
           </w:p>
         </w:tc>

--- a/validation/latest_report.docx
+++ b/validation/latest_report.docx
@@ -15,7 +15,7 @@
         <w:rPr>
           <w:i/>
         </w:rPr>
-        <w:t>Generated 2026-07-08T16:59:01.885949+00:00 UTC · based on the pipeline run at 2026-07-08T16:58:59.729464+00:00 UTC</w:t>
+        <w:t>Generated 2026-07-08T17:15:13.594230+00:00 UTC · based on the pipeline run at 2026-07-08T17:15:11.620027+00:00 UTC</w:t>
       </w:r>
     </w:p>
     <w:p>
@@ -24,7 +24,7 @@
           <w:b/>
           <w:color w:val="1A7F37"/>
         </w:rPr>
-        <w:t>Safe to approve — all 47 accuracy and completeness checks passed.</w:t>
+        <w:t>Safe to approve — all 49 accuracy and completeness checks passed.</w:t>
       </w:r>
     </w:p>
     <w:p>
@@ -1429,6 +1429,110 @@
           <w:p>
             <w:r>
               <w:t>referential_integrity[fact_resident_day.community_key]</w:t>
+            </w:r>
+          </w:p>
+        </w:tc>
+        <w:tc>
+          <w:tcPr>
+            <w:tcW w:type="dxa" w:w="1728"/>
+          </w:tcPr>
+          <w:p>
+            <w:r>
+              <w:t>PASS</w:t>
+            </w:r>
+          </w:p>
+        </w:tc>
+        <w:tc>
+          <w:tcPr>
+            <w:tcW w:type="dxa" w:w="1728"/>
+          </w:tcPr>
+          <w:p>
+            <w:r>
+              <w:t>n/a</w:t>
+            </w:r>
+          </w:p>
+        </w:tc>
+        <w:tc>
+          <w:tcPr>
+            <w:tcW w:type="dxa" w:w="1728"/>
+          </w:tcPr>
+          <w:p>
+            <w:r>
+              <w:t>n/a</w:t>
+            </w:r>
+          </w:p>
+        </w:tc>
+        <w:tc>
+          <w:tcPr>
+            <w:tcW w:type="dxa" w:w="1728"/>
+          </w:tcPr>
+          <w:p>
+            <w:r>
+              <w:t>{"orphan_rows": 0}</w:t>
+            </w:r>
+          </w:p>
+        </w:tc>
+      </w:tr>
+      <w:tr>
+        <w:tc>
+          <w:tcPr>
+            <w:tcW w:type="dxa" w:w="1728"/>
+          </w:tcPr>
+          <w:p>
+            <w:r>
+              <w:t>referential_integrity[dim_unit.community_key]</w:t>
+            </w:r>
+          </w:p>
+        </w:tc>
+        <w:tc>
+          <w:tcPr>
+            <w:tcW w:type="dxa" w:w="1728"/>
+          </w:tcPr>
+          <w:p>
+            <w:r>
+              <w:t>PASS</w:t>
+            </w:r>
+          </w:p>
+        </w:tc>
+        <w:tc>
+          <w:tcPr>
+            <w:tcW w:type="dxa" w:w="1728"/>
+          </w:tcPr>
+          <w:p>
+            <w:r>
+              <w:t>n/a</w:t>
+            </w:r>
+          </w:p>
+        </w:tc>
+        <w:tc>
+          <w:tcPr>
+            <w:tcW w:type="dxa" w:w="1728"/>
+          </w:tcPr>
+          <w:p>
+            <w:r>
+              <w:t>n/a</w:t>
+            </w:r>
+          </w:p>
+        </w:tc>
+        <w:tc>
+          <w:tcPr>
+            <w:tcW w:type="dxa" w:w="1728"/>
+          </w:tcPr>
+          <w:p>
+            <w:r>
+              <w:t>{"orphan_rows": 0}</w:t>
+            </w:r>
+          </w:p>
+        </w:tc>
+      </w:tr>
+      <w:tr>
+        <w:tc>
+          <w:tcPr>
+            <w:tcW w:type="dxa" w:w="1728"/>
+          </w:tcPr>
+          <w:p>
+            <w:r>
+              <w:t>referential_integrity[dim_employee.latest_community_key]</w:t>
             </w:r>
           </w:p>
         </w:tc>

--- a/validation/latest_report.docx
+++ b/validation/latest_report.docx
@@ -15,7 +15,7 @@
         <w:rPr>
           <w:i/>
         </w:rPr>
-        <w:t>Generated 2026-07-08T17:15:13.594230+00:00 UTC · based on the pipeline run at 2026-07-08T17:15:11.620027+00:00 UTC</w:t>
+        <w:t>Generated 2026-07-08T17:49:26.966937+00:00 UTC · based on the pipeline run at 2026-07-08T17:46:37.627745+00:00 UTC</w:t>
       </w:r>
     </w:p>
     <w:p>

--- a/validation/latest_report.docx
+++ b/validation/latest_report.docx
@@ -15,7 +15,7 @@
         <w:rPr>
           <w:i/>
         </w:rPr>
-        <w:t>Generated 2026-07-08T17:49:26.966937+00:00 UTC · based on the pipeline run at 2026-07-08T17:46:37.627745+00:00 UTC</w:t>
+        <w:t>Generated 2026-07-08T18:05:24.699170+00:00 UTC · based on the pipeline run at 2026-07-08T18:05:22.771073+00:00 UTC</w:t>
       </w:r>
     </w:p>
     <w:p>
@@ -1948,7 +1948,7 @@
           </w:tcPr>
           <w:p>
             <w:r>
-              <w:t>referential_integrity[fact_resident_day.care_level_key]</w:t>
+              <w:t>referential_integrity[fact_resident_day.resident_care_level_key]</w:t>
             </w:r>
           </w:p>
         </w:tc>
@@ -2104,7 +2104,7 @@
           </w:tcPr>
           <w:p>
             <w:r>
-              <w:t>primary_key_uniqueness[dim_resident_care_level.care_level_key]</w:t>
+              <w:t>primary_key_uniqueness[dim_resident_care_level.resident_care_level_key]</w:t>
             </w:r>
           </w:p>
         </w:tc>

--- a/validation/latest_report.docx
+++ b/validation/latest_report.docx
@@ -15,7 +15,7 @@
         <w:rPr>
           <w:i/>
         </w:rPr>
-        <w:t>Generated 2026-07-08T18:05:24.699170+00:00 UTC · based on the pipeline run at 2026-07-08T18:05:22.771073+00:00 UTC</w:t>
+        <w:t>Generated 2026-07-08T22:53:09.342796+00:00 UTC · based on the pipeline run at 2026-07-08T22:45:50.307684+00:00 UTC</w:t>
       </w:r>
     </w:p>
     <w:p>
@@ -77,7 +77,7 @@
         <w:pStyle w:val="ListBullet"/>
       </w:pPr>
       <w:r>
-        <w:t>3 residents had an invalid acuity score in PCC (outside the 1-10 scale) -- the score was set aside pending correction; the rest of the resident's data is unaffected. (source: pcc_residents_2025_06.csv)</w:t>
+        <w:t>3 residents had an invalid acuity score in PCC (outside the 1-10 scale) -- the score was set aside pending correction; the rest of the resident's data is unaffected. (source: pcc_residents_2025_07.csv)</w:t>
       </w:r>
     </w:p>
     <w:p>
@@ -85,7 +85,7 @@
         <w:pStyle w:val="ListBullet"/>
       </w:pPr>
       <w:r>
-        <w:t>2 residents had an impossible future discharge date in PCC -- set aside pending correction. (source: pcc_residents_2025_06.csv)</w:t>
+        <w:t>2 residents had an impossible future discharge date in PCC -- set aside pending correction. (source: pcc_residents_2025_07.csv)</w:t>
       </w:r>
     </w:p>
     <w:p>
@@ -272,7 +272,7 @@
           </w:tcPr>
           <w:p>
             <w:r>
-              <w:t>{"rows_in": 4152, "rows_dropped": 3326, "expected_out": 826, "actual_out": 826}</w:t>
+              <w:t>{"rows_in": 4921, "rows_dropped": 4092, "expected_out": 829, "actual_out": 829}</w:t>
             </w:r>
           </w:p>
         </w:tc>
@@ -792,7 +792,7 @@
           </w:tcPr>
           <w:p>
             <w:r>
-              <w:t>{"expected_from_dim_resident": 543015, "actual_in_fact_resident_day": 543015}</w:t>
+              <w:t>{"expected_from_dim_resident": 566172, "actual_in_fact_resident_day": 566172}</w:t>
             </w:r>
           </w:p>
         </w:tc>
@@ -1000,7 +1000,7 @@
           </w:tcPr>
           <w:p>
             <w:r>
-              <w:t>{"violations_by_column": {}, "as_of_date": "2025-06-30"}</w:t>
+              <w:t>{"violations_by_column": {}, "as_of_date": "2025-07-31"}</w:t>
             </w:r>
           </w:p>
         </w:tc>
@@ -1584,7 +1584,7 @@
           </w:tcPr>
           <w:p>
             <w:r>
-              <w:t>referential_integrity[fact_lease.resident_key]</w:t>
+              <w:t>referential_integrity[dim_resident.community_key]</w:t>
             </w:r>
           </w:p>
         </w:tc>
@@ -1636,7 +1636,7 @@
           </w:tcPr>
           <w:p>
             <w:r>
-              <w:t>referential_integrity[fact_incident.resident_key]</w:t>
+              <w:t>referential_integrity[fact_lease.resident_key]</w:t>
             </w:r>
           </w:p>
         </w:tc>
@@ -1688,7 +1688,7 @@
           </w:tcPr>
           <w:p>
             <w:r>
-              <w:t>referential_integrity[fact_resident_day.resident_key]</w:t>
+              <w:t>referential_integrity[fact_incident.resident_key]</w:t>
             </w:r>
           </w:p>
         </w:tc>
@@ -1740,7 +1740,7 @@
           </w:tcPr>
           <w:p>
             <w:r>
-              <w:t>referential_integrity[fact_acuity_snapshot.resident_key]</w:t>
+              <w:t>referential_integrity[fact_resident_day.resident_key]</w:t>
             </w:r>
           </w:p>
         </w:tc>
@@ -1792,7 +1792,7 @@
           </w:tcPr>
           <w:p>
             <w:r>
-              <w:t>referential_integrity[fact_lease.unit_key]</w:t>
+              <w:t>referential_integrity[fact_acuity_snapshot.resident_key]</w:t>
             </w:r>
           </w:p>
         </w:tc>
@@ -1844,7 +1844,7 @@
           </w:tcPr>
           <w:p>
             <w:r>
-              <w:t>referential_integrity[fact_labor.employee_key]</w:t>
+              <w:t>referential_integrity[fact_lease.unit_key]</w:t>
             </w:r>
           </w:p>
         </w:tc>
@@ -1896,7 +1896,7 @@
           </w:tcPr>
           <w:p>
             <w:r>
-              <w:t>referential_integrity[fact_incident.reported_by_key]</w:t>
+              <w:t>referential_integrity[fact_labor.employee_key]</w:t>
             </w:r>
           </w:p>
         </w:tc>
@@ -2885,7 +2885,7 @@
           </w:tcPr>
           <w:p>
             <w:r>
-              <w:t>pcc_residents_2025_06.csv</w:t>
+              <w:t>pcc_residents_2025_07.csv</w:t>
             </w:r>
           </w:p>
         </w:tc>
@@ -2947,7 +2947,7 @@
           </w:tcPr>
           <w:p>
             <w:r>
-              <w:t>pcc_residents_2025_06.csv</w:t>
+              <w:t>pcc_residents_2025_07.csv</w:t>
             </w:r>
           </w:p>
         </w:tc>
